--- a/deliverables/deliverables-20260120-0030/IC_Memo_2_Peaker.docx
+++ b/deliverables/deliverables-20260120-0030/IC_Memo_2_Peaker.docx
@@ -3,28 +3,49 @@
 <w:document xmlns:wpc="http://schemas.microsoft.com/office/word/2010/wordprocessingCanvas" xmlns:mo="http://schemas.microsoft.com/office/mac/office/2008/main" xmlns:mc="http://schemas.openxmlformats.org/markup-compatibility/2006" xmlns:mv="urn:schemas-microsoft-com:mac:vml" xmlns:o="urn:schemas-microsoft-com:office:office" xmlns:r="http://schemas.openxmlformats.org/officeDocument/2006/relationships" xmlns:m="http://schemas.openxmlformats.org/officeDocument/2006/math" xmlns:v="urn:schemas-microsoft-com:vml" xmlns:wp14="http://schemas.microsoft.com/office/word/2010/wordprocessingDrawing" xmlns:wp="http://schemas.openxmlformats.org/drawingml/2006/wordprocessingDrawing" xmlns:w10="urn:schemas-microsoft-com:office:word" xmlns:w="http://schemas.openxmlformats.org/wordprocessingml/2006/main" xmlns:w14="http://schemas.microsoft.com/office/word/2010/wordml" xmlns:wpg="http://schemas.microsoft.com/office/word/2010/wordprocessingGroup" xmlns:wpi="http://schemas.microsoft.com/office/word/2010/wordprocessingInk" xmlns:wne="http://schemas.microsoft.com/office/word/2006/wordml" xmlns:wps="http://schemas.microsoft.com/office/word/2010/wordprocessingShape" mc:Ignorable="w14 wp14">
   <w:body>
     <w:p>
-      <w:pPr>
-        <w:pStyle w:val="Title"/>
-        <w:jc w:val="center"/>
-      </w:pPr>
-      <w:r>
-        <w:t>PROJECT PHOENIX</w:t>
-      </w:r>
-    </w:p>
-    <w:p>
-      <w:pPr>
-        <w:jc w:val="center"/>
-      </w:pPr>
       <w:r>
         <w:rPr>
-          <w:b/>
+          <w:sz w:val="20"/>
         </w:rPr>
-        <w:t>INVESTMENT COMMITTEE MEMORANDUM</w:t>
+        <w:t>═══════════════════════════════════════════════════════════════════</w:t>
       </w:r>
     </w:p>
     <w:p>
       <w:r>
-        <w:t>200 MW Simple Cycle Peaker – NYISO Zone J</w:t>
+        <w:rPr>
+          <w:b/>
+          <w:sz w:val="24"/>
+        </w:rPr>
+        <w:t>LOTUS INFRASTRUCTURE PARTNERS</w:t>
+      </w:r>
+    </w:p>
+    <w:p>
+      <w:r>
+        <w:t>INVESTMENT COMMITTEE MEMORANDUM</w:t>
+      </w:r>
+    </w:p>
+    <w:p/>
+    <w:p>
+      <w:r>
+        <w:t>Asset: [Peaker Plant Name]</w:t>
+      </w:r>
+    </w:p>
+    <w:p>
+      <w:r>
+        <w:t>Date: ____________</w:t>
+      </w:r>
+    </w:p>
+    <w:p>
+      <w:r>
+        <w:t>Prepared By: ____________</w:t>
+      </w:r>
+    </w:p>
+    <w:p>
+      <w:r>
+        <w:rPr>
+          <w:sz w:val="20"/>
+        </w:rPr>
+        <w:t>═══════════════════════════════════════════════════════════════════</w:t>
       </w:r>
     </w:p>
     <w:p/>
@@ -32,674 +53,456 @@
       <w:r>
         <w:rPr>
           <w:b/>
+          <w:sz w:val="24"/>
         </w:rPr>
-        <w:t xml:space="preserve">RECOMMENDATION: </w:t>
-      </w:r>
-      <w:r>
-        <w:t>Proceed to final bid at $110mm</w:t>
+        <w:t>EXECUTIVE SUMMARY</w:t>
       </w:r>
     </w:p>
     <w:p>
       <w:r>
-        <w:t>────────────────────────────────────────────────────────────</w:t>
+        <w:rPr>
+          <w:sz w:val="20"/>
+        </w:rPr>
+        <w:t>─────────────────────────────────────────────────────────────────</w:t>
       </w:r>
     </w:p>
-    <w:p>
-      <w:pPr>
-        <w:pStyle w:val="Heading2"/>
-      </w:pPr>
-      <w:r>
-        <w:t>KEY METRICS</w:t>
-      </w:r>
-    </w:p>
-    <w:tbl>
-      <w:tblPr>
-        <w:tblStyle w:val="TableGrid"/>
-        <w:tblW w:type="auto" w:w="0"/>
-        <w:tblLook w:firstColumn="1" w:firstRow="1" w:lastColumn="0" w:lastRow="0" w:noHBand="0" w:noVBand="1" w:val="04A0"/>
-      </w:tblPr>
-      <w:tblGrid>
-        <w:gridCol w:w="2160"/>
-        <w:gridCol w:w="2160"/>
-        <w:gridCol w:w="2160"/>
-        <w:gridCol w:w="2160"/>
-      </w:tblGrid>
-      <w:tr>
-        <w:tc>
-          <w:tcPr>
-            <w:tcW w:type="dxa" w:w="2160"/>
-            <w:shd w:fill="1F4E79"/>
-          </w:tcPr>
-          <w:p>
-            <w:r>
-              <w:rPr>
-                <w:b/>
-              </w:rPr>
-              <w:t>Metric</w:t>
-            </w:r>
-          </w:p>
-        </w:tc>
-        <w:tc>
-          <w:tcPr>
-            <w:tcW w:type="dxa" w:w="2160"/>
-            <w:shd w:fill="1F4E79"/>
-          </w:tcPr>
-          <w:p>
-            <w:r>
-              <w:rPr>
-                <w:b/>
-              </w:rPr>
-              <w:t>Base Case</w:t>
-            </w:r>
-          </w:p>
-        </w:tc>
-        <w:tc>
-          <w:tcPr>
-            <w:tcW w:type="dxa" w:w="2160"/>
-            <w:shd w:fill="1F4E79"/>
-          </w:tcPr>
-          <w:p>
-            <w:r>
-              <w:rPr>
-                <w:b/>
-              </w:rPr>
-              <w:t>Downside</w:t>
-            </w:r>
-          </w:p>
-        </w:tc>
-        <w:tc>
-          <w:tcPr>
-            <w:tcW w:type="dxa" w:w="2160"/>
-            <w:shd w:fill="1F4E79"/>
-          </w:tcPr>
-          <w:p>
-            <w:r>
-              <w:rPr>
-                <w:b/>
-              </w:rPr>
-              <w:t>Upside</w:t>
-            </w:r>
-          </w:p>
-        </w:tc>
-      </w:tr>
-      <w:tr>
-        <w:tc>
-          <w:tcPr>
-            <w:tcW w:type="dxa" w:w="2160"/>
-          </w:tcPr>
-          <w:p>
-            <w:r>
-              <w:t>Entry EV</w:t>
-            </w:r>
-          </w:p>
-        </w:tc>
-        <w:tc>
-          <w:tcPr>
-            <w:tcW w:type="dxa" w:w="2160"/>
-          </w:tcPr>
-          <w:p>
-            <w:r>
-              <w:t>$110mm</w:t>
-            </w:r>
-          </w:p>
-        </w:tc>
-        <w:tc>
-          <w:tcPr>
-            <w:tcW w:type="dxa" w:w="2160"/>
-          </w:tcPr>
-          <w:p>
-            <w:r>
-              <w:t>-</w:t>
-            </w:r>
-          </w:p>
-        </w:tc>
-        <w:tc>
-          <w:tcPr>
-            <w:tcW w:type="dxa" w:w="2160"/>
-          </w:tcPr>
-          <w:p>
-            <w:r>
-              <w:t>-</w:t>
-            </w:r>
-          </w:p>
-        </w:tc>
-      </w:tr>
-      <w:tr>
-        <w:tc>
-          <w:tcPr>
-            <w:tcW w:type="dxa" w:w="2160"/>
-          </w:tcPr>
-          <w:p>
-            <w:r>
-              <w:t>Entry Multiple</w:t>
-            </w:r>
-          </w:p>
-        </w:tc>
-        <w:tc>
-          <w:tcPr>
-            <w:tcW w:type="dxa" w:w="2160"/>
-          </w:tcPr>
-          <w:p>
-            <w:r>
-              <w:t>8.5x Y1 EBITDA</w:t>
-            </w:r>
-          </w:p>
-        </w:tc>
-        <w:tc>
-          <w:tcPr>
-            <w:tcW w:type="dxa" w:w="2160"/>
-          </w:tcPr>
-          <w:p>
-            <w:r>
-              <w:t>-</w:t>
-            </w:r>
-          </w:p>
-        </w:tc>
-        <w:tc>
-          <w:tcPr>
-            <w:tcW w:type="dxa" w:w="2160"/>
-          </w:tcPr>
-          <w:p>
-            <w:r>
-              <w:t>-</w:t>
-            </w:r>
-          </w:p>
-        </w:tc>
-      </w:tr>
-      <w:tr>
-        <w:tc>
-          <w:tcPr>
-            <w:tcW w:type="dxa" w:w="2160"/>
-          </w:tcPr>
-          <w:p>
-            <w:r>
-              <w:t>Leverage</w:t>
-            </w:r>
-          </w:p>
-        </w:tc>
-        <w:tc>
-          <w:tcPr>
-            <w:tcW w:type="dxa" w:w="2160"/>
-          </w:tcPr>
-          <w:p>
-            <w:r>
-              <w:t>30%</w:t>
-            </w:r>
-          </w:p>
-        </w:tc>
-        <w:tc>
-          <w:tcPr>
-            <w:tcW w:type="dxa" w:w="2160"/>
-          </w:tcPr>
-          <w:p>
-            <w:r>
-              <w:t>-</w:t>
-            </w:r>
-          </w:p>
-        </w:tc>
-        <w:tc>
-          <w:tcPr>
-            <w:tcW w:type="dxa" w:w="2160"/>
-          </w:tcPr>
-          <w:p>
-            <w:r>
-              <w:t>-</w:t>
-            </w:r>
-          </w:p>
-        </w:tc>
-      </w:tr>
-      <w:tr>
-        <w:tc>
-          <w:tcPr>
-            <w:tcW w:type="dxa" w:w="2160"/>
-          </w:tcPr>
-          <w:p>
-            <w:r>
-              <w:t>Levered IRR</w:t>
-            </w:r>
-          </w:p>
-        </w:tc>
-        <w:tc>
-          <w:tcPr>
-            <w:tcW w:type="dxa" w:w="2160"/>
-          </w:tcPr>
-          <w:p>
-            <w:r>
-              <w:t>16.8%</w:t>
-            </w:r>
-          </w:p>
-        </w:tc>
-        <w:tc>
-          <w:tcPr>
-            <w:tcW w:type="dxa" w:w="2160"/>
-          </w:tcPr>
-          <w:p>
-            <w:r>
-              <w:t>12.5%</w:t>
-            </w:r>
-          </w:p>
-        </w:tc>
-        <w:tc>
-          <w:tcPr>
-            <w:tcW w:type="dxa" w:w="2160"/>
-          </w:tcPr>
-          <w:p>
-            <w:r>
-              <w:t>21.2%</w:t>
-            </w:r>
-          </w:p>
-        </w:tc>
-      </w:tr>
-      <w:tr>
-        <w:tc>
-          <w:tcPr>
-            <w:tcW w:type="dxa" w:w="2160"/>
-          </w:tcPr>
-          <w:p>
-            <w:r>
-              <w:t>MOIC</w:t>
-            </w:r>
-          </w:p>
-        </w:tc>
-        <w:tc>
-          <w:tcPr>
-            <w:tcW w:type="dxa" w:w="2160"/>
-          </w:tcPr>
-          <w:p>
-            <w:r>
-              <w:t>1.95x</w:t>
-            </w:r>
-          </w:p>
-        </w:tc>
-        <w:tc>
-          <w:tcPr>
-            <w:tcW w:type="dxa" w:w="2160"/>
-          </w:tcPr>
-          <w:p>
-            <w:r>
-              <w:t>1.65x</w:t>
-            </w:r>
-          </w:p>
-        </w:tc>
-        <w:tc>
-          <w:tcPr>
-            <w:tcW w:type="dxa" w:w="2160"/>
-          </w:tcPr>
-          <w:p>
-            <w:r>
-              <w:t>2.25x</w:t>
-            </w:r>
-          </w:p>
-        </w:tc>
-      </w:tr>
-      <w:tr>
-        <w:tc>
-          <w:tcPr>
-            <w:tcW w:type="dxa" w:w="2160"/>
-          </w:tcPr>
-          <w:p>
-            <w:r>
-              <w:t>Min DSCR</w:t>
-            </w:r>
-          </w:p>
-        </w:tc>
-        <w:tc>
-          <w:tcPr>
-            <w:tcW w:type="dxa" w:w="2160"/>
-          </w:tcPr>
-          <w:p>
-            <w:r>
-              <w:t>1.55x</w:t>
-            </w:r>
-          </w:p>
-        </w:tc>
-        <w:tc>
-          <w:tcPr>
-            <w:tcW w:type="dxa" w:w="2160"/>
-          </w:tcPr>
-          <w:p>
-            <w:r>
-              <w:t>1.35x</w:t>
-            </w:r>
-          </w:p>
-        </w:tc>
-        <w:tc>
-          <w:tcPr>
-            <w:tcW w:type="dxa" w:w="2160"/>
-          </w:tcPr>
-          <w:p>
-            <w:r>
-              <w:t>1.75x</w:t>
-            </w:r>
-          </w:p>
-        </w:tc>
-      </w:tr>
-      <w:tr>
-        <w:tc>
-          <w:tcPr>
-            <w:tcW w:type="dxa" w:w="2160"/>
-          </w:tcPr>
-          <w:p>
-            <w:r>
-              <w:t>Unlevered IRR</w:t>
-            </w:r>
-          </w:p>
-        </w:tc>
-        <w:tc>
-          <w:tcPr>
-            <w:tcW w:type="dxa" w:w="2160"/>
-          </w:tcPr>
-          <w:p>
-            <w:r>
-              <w:t>13.2%</w:t>
-            </w:r>
-          </w:p>
-        </w:tc>
-        <w:tc>
-          <w:tcPr>
-            <w:tcW w:type="dxa" w:w="2160"/>
-          </w:tcPr>
-          <w:p>
-            <w:r>
-              <w:t>-</w:t>
-            </w:r>
-          </w:p>
-        </w:tc>
-        <w:tc>
-          <w:tcPr>
-            <w:tcW w:type="dxa" w:w="2160"/>
-          </w:tcPr>
-          <w:p>
-            <w:r>
-              <w:t>-</w:t>
-            </w:r>
-          </w:p>
-        </w:tc>
-      </w:tr>
-    </w:tbl>
     <w:p/>
     <w:p>
-      <w:pPr>
-        <w:pStyle w:val="Heading2"/>
-      </w:pPr>
       <w:r>
-        <w:t>INVESTMENT THESIS</w:t>
+        <w:t>Transaction:     Acquisition of ___MW Peaker in [ISO/Region]</w:t>
       </w:r>
     </w:p>
     <w:p>
       <w:r>
-        <w:t>• NYISO Zone J capacity scarcity drives premium capacity prices ($60/kW-yr vs $40 market average)</w:t>
+        <w:t>Entry EV:        $______mm</w:t>
       </w:r>
     </w:p>
     <w:p>
       <w:r>
-        <w:t>• Fast-start capability (10-minute dispatch) positions asset for ancillary services revenue growth</w:t>
+        <w:t>Capital Structure: ____% Debt / ____% Equity</w:t>
       </w:r>
     </w:p>
     <w:p>
       <w:r>
-        <w:t>• Conservative 30% leverage with 50% sweep retains cash for major maintenance</w:t>
+        <w:t>Levered IRR:     ____%</w:t>
       </w:r>
     </w:p>
     <w:p>
       <w:r>
-        <w:t>• Exit to utility seeking reliability assets in constrained zone</w:t>
+        <w:t>MOIC:            ____x</w:t>
+      </w:r>
+    </w:p>
+    <w:p>
+      <w:r>
+        <w:t>Recommendation:  [ ] INVEST  [ ] PASS  [ ] CONDITIONAL</w:t>
       </w:r>
     </w:p>
     <w:p/>
     <w:p>
-      <w:pPr>
-        <w:pStyle w:val="Heading2"/>
-      </w:pPr>
       <w:r>
-        <w:t>KEY RISKS &amp; MITIGANTS</w:t>
-      </w:r>
-    </w:p>
-    <w:tbl>
-      <w:tblPr>
-        <w:tblStyle w:val="TableGrid"/>
-        <w:tblW w:type="auto" w:w="0"/>
-        <w:tblLook w:firstColumn="1" w:firstRow="1" w:lastColumn="0" w:lastRow="0" w:noHBand="0" w:noVBand="1" w:val="04A0"/>
-      </w:tblPr>
-      <w:tblGrid>
-        <w:gridCol w:w="2880"/>
-        <w:gridCol w:w="2880"/>
-        <w:gridCol w:w="2880"/>
-      </w:tblGrid>
-      <w:tr>
-        <w:tc>
-          <w:tcPr>
-            <w:tcW w:type="dxa" w:w="2880"/>
-            <w:shd w:fill="1F4E79"/>
-          </w:tcPr>
-          <w:p>
-            <w:r>
-              <w:rPr>
-                <w:b/>
-              </w:rPr>
-              <w:t>Risk</w:t>
-            </w:r>
-          </w:p>
-        </w:tc>
-        <w:tc>
-          <w:tcPr>
-            <w:tcW w:type="dxa" w:w="2880"/>
-            <w:shd w:fill="1F4E79"/>
-          </w:tcPr>
-          <w:p>
-            <w:r>
-              <w:rPr>
-                <w:b/>
-              </w:rPr>
-              <w:t>Probability</w:t>
-            </w:r>
-          </w:p>
-        </w:tc>
-        <w:tc>
-          <w:tcPr>
-            <w:tcW w:type="dxa" w:w="2880"/>
-            <w:shd w:fill="1F4E79"/>
-          </w:tcPr>
-          <w:p>
-            <w:r>
-              <w:rPr>
-                <w:b/>
-              </w:rPr>
-              <w:t>Mitigant</w:t>
-            </w:r>
-          </w:p>
-        </w:tc>
-      </w:tr>
-      <w:tr>
-        <w:tc>
-          <w:tcPr>
-            <w:tcW w:type="dxa" w:w="2880"/>
-          </w:tcPr>
-          <w:p>
-            <w:r>
-              <w:t>Capacity price decline</w:t>
-            </w:r>
-          </w:p>
-        </w:tc>
-        <w:tc>
-          <w:tcPr>
-            <w:tcW w:type="dxa" w:w="2880"/>
-          </w:tcPr>
-          <w:p>
-            <w:r>
-              <w:t>Medium</w:t>
-            </w:r>
-          </w:p>
-        </w:tc>
-        <w:tc>
-          <w:tcPr>
-            <w:tcW w:type="dxa" w:w="2880"/>
-          </w:tcPr>
-          <w:p>
-            <w:r>
-              <w:t>Zone J structural scarcity; 3-year forward locked</w:t>
-            </w:r>
-          </w:p>
-        </w:tc>
-      </w:tr>
-      <w:tr>
-        <w:tc>
-          <w:tcPr>
-            <w:tcW w:type="dxa" w:w="2880"/>
-          </w:tcPr>
-          <w:p>
-            <w:r>
-              <w:t>Major maintenance timing</w:t>
-            </w:r>
-          </w:p>
-        </w:tc>
-        <w:tc>
-          <w:tcPr>
-            <w:tcW w:type="dxa" w:w="2880"/>
-          </w:tcPr>
-          <w:p>
-            <w:r>
-              <w:t>Medium</w:t>
-            </w:r>
-          </w:p>
-        </w:tc>
-        <w:tc>
-          <w:tcPr>
-            <w:tcW w:type="dxa" w:w="2880"/>
-          </w:tcPr>
-          <w:p>
-            <w:r>
-              <w:t>HGP in Y5 budgeted; LTSA provides cost certainty</w:t>
-            </w:r>
-          </w:p>
-        </w:tc>
-      </w:tr>
-      <w:tr>
-        <w:tc>
-          <w:tcPr>
-            <w:tcW w:type="dxa" w:w="2880"/>
-          </w:tcPr>
-          <w:p>
-            <w:r>
-              <w:t>Limited dispatch hours</w:t>
-            </w:r>
-          </w:p>
-        </w:tc>
-        <w:tc>
-          <w:tcPr>
-            <w:tcW w:type="dxa" w:w="2880"/>
-          </w:tcPr>
-          <w:p>
-            <w:r>
-              <w:t>Low</w:t>
-            </w:r>
-          </w:p>
-        </w:tc>
-        <w:tc>
-          <w:tcPr>
-            <w:tcW w:type="dxa" w:w="2880"/>
-          </w:tcPr>
-          <w:p>
-            <w:r>
-              <w:t>Capacity revenue = 65% of total; energy is upside</w:t>
-            </w:r>
-          </w:p>
-        </w:tc>
-      </w:tr>
-      <w:tr>
-        <w:tc>
-          <w:tcPr>
-            <w:tcW w:type="dxa" w:w="2880"/>
-          </w:tcPr>
-          <w:p>
-            <w:r>
-              <w:t>Battery competition</w:t>
-            </w:r>
-          </w:p>
-        </w:tc>
-        <w:tc>
-          <w:tcPr>
-            <w:tcW w:type="dxa" w:w="2880"/>
-          </w:tcPr>
-          <w:p>
-            <w:r>
-              <w:t>Medium</w:t>
-            </w:r>
-          </w:p>
-        </w:tc>
-        <w:tc>
-          <w:tcPr>
-            <w:tcW w:type="dxa" w:w="2880"/>
-          </w:tcPr>
-          <w:p>
-            <w:r>
-              <w:t>Batteries complement, not replace – need gas for multi-day events</w:t>
-            </w:r>
-          </w:p>
-        </w:tc>
-      </w:tr>
-    </w:tbl>
-    <w:p/>
-    <w:p>
-      <w:pPr>
-        <w:pStyle w:val="Heading2"/>
-      </w:pPr>
-      <w:r>
-        <w:t>ANTICIPATED IC Q&amp;A</w:t>
+        <w:rPr>
+          <w:sz w:val="20"/>
+        </w:rPr>
+        <w:t>─────────────────────────────────────────────────────────────────</w:t>
       </w:r>
     </w:p>
     <w:p>
       <w:r>
         <w:rPr>
           <w:b/>
+          <w:sz w:val="24"/>
         </w:rPr>
-        <w:t>Q: Why dispatch hours instead of capacity factor?</w:t>
-      </w:r>
-    </w:p>
-    <w:p>
-      <w:r>
-        <w:t>A: Peakers run only during peak demand (~400 hours). Using CF × 8,760 would overstate generation by 10x. This is the most common modeling error.</w:t>
+        <w:t>INVESTMENT THESIS (3 Key Points)</w:t>
       </w:r>
     </w:p>
     <w:p>
       <w:r>
         <w:rPr>
-          <w:b/>
+          <w:sz w:val="20"/>
         </w:rPr>
-        <w:t>Q: What if the peaker never dispatches?</w:t>
+        <w:t>─────────────────────────────────────────────────────────────────</w:t>
+      </w:r>
+    </w:p>
+    <w:p/>
+    <w:p>
+      <w:r>
+        <w:t>1. ________________________________________________________________</w:t>
       </w:r>
     </w:p>
     <w:p>
       <w:r>
-        <w:t>A: Still receive capacity payments (65% of revenue). Energy revenue is upside, not base case. Worst case = capacity-only returns still above hurdle.</w:t>
+        <w:t xml:space="preserve">   Supporting data: ________________________________________________</w:t>
+      </w:r>
+    </w:p>
+    <w:p/>
+    <w:p>
+      <w:r>
+        <w:t>2. ________________________________________________________________</w:t>
+      </w:r>
+    </w:p>
+    <w:p>
+      <w:r>
+        <w:t xml:space="preserve">   Supporting data: ________________________________________________</w:t>
+      </w:r>
+    </w:p>
+    <w:p/>
+    <w:p>
+      <w:r>
+        <w:t>3. ________________________________________________________________</w:t>
+      </w:r>
+    </w:p>
+    <w:p>
+      <w:r>
+        <w:t xml:space="preserve">   Supporting data: ________________________________________________</w:t>
+      </w:r>
+    </w:p>
+    <w:p/>
+    <w:p>
+      <w:r>
+        <w:rPr>
+          <w:sz w:val="20"/>
+        </w:rPr>
+        <w:t>─────────────────────────────────────────────────────────────────</w:t>
+      </w:r>
+    </w:p>
+    <w:p>
+      <w:r>
+        <w:t>KEY RISKS &amp; MITIGANTS</w:t>
       </w:r>
     </w:p>
     <w:p>
       <w:r>
         <w:rPr>
-          <w:b/>
+          <w:sz w:val="20"/>
         </w:rPr>
-        <w:t>Q: Why 50% sweep vs 75% for CCGT?</w:t>
+        <w:t>─────────────────────────────────────────────────────────────────</w:t>
+      </w:r>
+    </w:p>
+    <w:p/>
+    <w:p>
+      <w:r>
+        <w:t>Risk 1: ____________________________________________________________</w:t>
       </w:r>
     </w:p>
     <w:p>
       <w:r>
-        <w:t>A: Need to retain cash for major maintenance (HGP every 5 years = $4mm). Higher sweep would require external funding for maintenance.</w:t>
+        <w:t xml:space="preserve">  Probability: [ ] High [ ] Med [ ] Low  |  Impact: [ ] High [ ] Med [ ] Low</w:t>
+      </w:r>
+    </w:p>
+    <w:p>
+      <w:r>
+        <w:t xml:space="preserve">  Mitigant: ________________________________________________________</w:t>
+      </w:r>
+    </w:p>
+    <w:p/>
+    <w:p>
+      <w:r>
+        <w:t>Risk 2: ____________________________________________________________</w:t>
+      </w:r>
+    </w:p>
+    <w:p>
+      <w:r>
+        <w:t xml:space="preserve">  Probability: [ ] High [ ] Med [ ] Low  |  Impact: [ ] High [ ] Med [ ] Low</w:t>
+      </w:r>
+    </w:p>
+    <w:p>
+      <w:r>
+        <w:t xml:space="preserve">  Mitigant: ________________________________________________________</w:t>
+      </w:r>
+    </w:p>
+    <w:p/>
+    <w:p>
+      <w:r>
+        <w:t>Risk 3: ____________________________________________________________</w:t>
+      </w:r>
+    </w:p>
+    <w:p>
+      <w:r>
+        <w:t xml:space="preserve">  Probability: [ ] High [ ] Med [ ] Low  |  Impact: [ ] High [ ] Med [ ] Low</w:t>
+      </w:r>
+    </w:p>
+    <w:p>
+      <w:r>
+        <w:t xml:space="preserve">  Mitigant: ________________________________________________________</w:t>
+      </w:r>
+    </w:p>
+    <w:p/>
+    <w:p>
+      <w:r>
+        <w:rPr>
+          <w:sz w:val="20"/>
+        </w:rPr>
+        <w:t>─────────────────────────────────────────────────────────────────</w:t>
+      </w:r>
+    </w:p>
+    <w:p>
+      <w:r>
+        <w:t>SENSITIVITY ANALYSIS</w:t>
       </w:r>
     </w:p>
     <w:p>
       <w:r>
         <w:rPr>
-          <w:b/>
+          <w:sz w:val="20"/>
         </w:rPr>
-        <w:t>Q: How does battery storage affect peakers?</w:t>
+        <w:t>─────────────────────────────────────────────────────────────────</w:t>
+      </w:r>
+    </w:p>
+    <w:p/>
+    <w:p>
+      <w:r>
+        <w:t>Base Case IRR: ____%</w:t>
+      </w:r>
+    </w:p>
+    <w:p/>
+    <w:p>
+      <w:r>
+        <w:t>Key Sensitivities:</w:t>
       </w:r>
     </w:p>
     <w:p>
       <w:r>
-        <w:t>A: 4-hour batteries handle daily peaks. Peakers needed for multi-day events, extreme weather, renewable droughts. Complementary, not substitutive.</w:t>
+        <w:t xml:space="preserve">  • Entry EV +5%:           IRR → ____%</w:t>
       </w:r>
     </w:p>
+    <w:p>
+      <w:r>
+        <w:t xml:space="preserve">  • Exit Multiple -0.5x:    IRR → ____%</w:t>
+      </w:r>
+    </w:p>
+    <w:p>
+      <w:r>
+        <w:t xml:space="preserve">  • Capacity price -10%:      IRR → ____%</w:t>
+      </w:r>
+    </w:p>
+    <w:p/>
+    <w:p>
+      <w:r>
+        <w:t>Downside Case IRR: ____% (assumptions: ___________________________)</w:t>
+      </w:r>
+    </w:p>
+    <w:p>
+      <w:r>
+        <w:t>Break-even Capacity price: _______________</w:t>
+      </w:r>
+    </w:p>
+    <w:p/>
+    <w:p>
+      <w:r>
+        <w:rPr>
+          <w:sz w:val="20"/>
+        </w:rPr>
+        <w:t>─────────────────────────────────────────────────────────────────</w:t>
+      </w:r>
+    </w:p>
+    <w:p>
+      <w:r>
+        <w:t>DEAL STRUCTURE</w:t>
+      </w:r>
+    </w:p>
+    <w:p>
+      <w:r>
+        <w:rPr>
+          <w:sz w:val="20"/>
+        </w:rPr>
+        <w:t>─────────────────────────────────────────────────────────────────</w:t>
+      </w:r>
+    </w:p>
+    <w:p/>
+    <w:p>
+      <w:r>
+        <w:t>SOURCES                          USES</w:t>
+      </w:r>
+    </w:p>
+    <w:p>
+      <w:r>
+        <w:t xml:space="preserve">  Debt:      $______mm (___%)      Purchase Price:  $______mm</w:t>
+      </w:r>
+    </w:p>
+    <w:p>
+      <w:r>
+        <w:t xml:space="preserve">  Equity:    $______mm (___%)      Transaction Fees: $______mm</w:t>
+      </w:r>
+    </w:p>
+    <w:p>
+      <w:r>
+        <w:t xml:space="preserve">                                   DSRA Funding:     $______mm</w:t>
+      </w:r>
+    </w:p>
+    <w:p>
+      <w:r>
+        <w:rPr>
+          <w:sz w:val="20"/>
+        </w:rPr>
+        <w:t xml:space="preserve">  ─────────────────────            ─────────────────────</w:t>
+      </w:r>
+    </w:p>
+    <w:p>
+      <w:r>
+        <w:t xml:space="preserve">  Total:     $______mm             Total:           $______mm</w:t>
+      </w:r>
+    </w:p>
+    <w:p/>
+    <w:p>
+      <w:r>
+        <w:t>Debt Terms:</w:t>
+      </w:r>
+    </w:p>
+    <w:p>
+      <w:r>
+        <w:t xml:space="preserve">  • Rate: ____% | Tenor: ____ years | Amortization: [ ] Straight [ ] Sweep [ ] Sculpt</w:t>
+      </w:r>
+    </w:p>
+    <w:p>
+      <w:r>
+        <w:t xml:space="preserve">  • DSCR Covenant: ____x | DSRA: ____ months</w:t>
+      </w:r>
+    </w:p>
+    <w:p/>
+    <w:p>
+      <w:r>
+        <w:rPr>
+          <w:sz w:val="20"/>
+        </w:rPr>
+        <w:t>─────────────────────────────────────────────────────────────────</w:t>
+      </w:r>
+    </w:p>
+    <w:p>
+      <w:r>
+        <w:t>DUE DILIGENCE PRIORITIES</w:t>
+      </w:r>
+    </w:p>
+    <w:p>
+      <w:r>
+        <w:rPr>
+          <w:sz w:val="20"/>
+        </w:rPr>
+        <w:t>─────────────────────────────────────────────────────────────────</w:t>
+      </w:r>
+    </w:p>
+    <w:p/>
+    <w:p>
+      <w:r>
+        <w:t>[ ] Technical: ______________________________________________________</w:t>
+      </w:r>
+    </w:p>
+    <w:p>
+      <w:r>
+        <w:t>[ ] Commercial: _____________________________________________________</w:t>
+      </w:r>
+    </w:p>
+    <w:p>
+      <w:r>
+        <w:t>[ ] Legal/Regulatory: _______________________________________________</w:t>
+      </w:r>
+    </w:p>
+    <w:p>
+      <w:r>
+        <w:t>[ ] Environmental: __________________________________________________</w:t>
+      </w:r>
+    </w:p>
+    <w:p/>
+    <w:p>
+      <w:r>
+        <w:rPr>
+          <w:sz w:val="20"/>
+        </w:rPr>
+        <w:t>─────────────────────────────────────────────────────────────────</w:t>
+      </w:r>
+    </w:p>
+    <w:p>
+      <w:r>
+        <w:t>RECOMMENDATION</w:t>
+      </w:r>
+    </w:p>
+    <w:p>
+      <w:r>
+        <w:rPr>
+          <w:sz w:val="20"/>
+        </w:rPr>
+        <w:t>─────────────────────────────────────────────────────────────────</w:t>
+      </w:r>
+    </w:p>
+    <w:p/>
+    <w:p>
+      <w:r>
+        <w:t>________________________________________________________________</w:t>
+      </w:r>
+    </w:p>
+    <w:p>
+      <w:r>
+        <w:t>________________________________________________________________</w:t>
+      </w:r>
+    </w:p>
+    <w:p>
+      <w:r>
+        <w:t>________________________________________________________________</w:t>
+      </w:r>
+    </w:p>
+    <w:p/>
+    <w:p>
+      <w:r>
+        <w:rPr>
+          <w:sz w:val="20"/>
+        </w:rPr>
+        <w:t>═══════════════════════════════════════════════════════════════════</w:t>
+      </w:r>
+    </w:p>
+    <w:p/>
+    <w:p>
+      <w:r>
+        <w:rPr>
+          <w:sz w:val="20"/>
+        </w:rPr>
+        <w:t>─────────────────────────────────────────────────────────────────</w:t>
+      </w:r>
+    </w:p>
+    <w:p>
+      <w:r>
+        <w:t>PEAKER-SPECIFIC CONSIDERATIONS</w:t>
+      </w:r>
+    </w:p>
+    <w:p>
+      <w:r>
+        <w:rPr>
+          <w:sz w:val="20"/>
+        </w:rPr>
+        <w:t>─────────────────────────────────────────────────────────────────</w:t>
+      </w:r>
+    </w:p>
+    <w:p/>
+    <w:p>
+      <w:r>
+        <w:t>[ ] Dispatch hours: ____ hrs/year (vs ____ market avg)</w:t>
+      </w:r>
+    </w:p>
+    <w:p>
+      <w:r>
+        <w:t>[ ] Heat rate: ____ Btu/kWh (acceptable for peaker: &lt;11,000)</w:t>
+      </w:r>
+    </w:p>
+    <w:p>
+      <w:r>
+        <w:t>[ ] Start capability: ____ minutes (fast start premium: [ ] Y [ ] N)</w:t>
+      </w:r>
+    </w:p>
+    <w:p>
+      <w:r>
+        <w:t>[ ] Capacity revenue: ____% of total revenue</w:t>
+      </w:r>
+    </w:p>
+    <w:p>
+      <w:r>
+        <w:t>[ ] Dual fuel: [ ] Y [ ] N  If Y: ____ days oil storage</w:t>
+      </w:r>
+    </w:p>
+    <w:p>
+      <w:r>
+        <w:t>[ ] Scarcity pricing exposure: [ ] High [ ] Med [ ] Low</w:t>
+      </w:r>
+    </w:p>
+    <w:p/>
+    <w:p/>
     <w:sectPr>
       <w:pgSz w:w="12240" w:h="15840"/>
       <w:pgMar w:top="1440" w:right="1800" w:bottom="1440" w:left="1800" w:header="720" w:footer="720" w:gutter="0"/>
